--- a/design/_shared-google-drive/02-角色设计/诗人设定.docx
+++ b/design/_shared-google-drive/02-角色设计/诗人设定.docx
@@ -2,7 +2,7 @@
 <file path=word/document.xml><?xml version="1.0" encoding="utf-8"?>
 <w:document xmlns:w="http://schemas.openxmlformats.org/wordprocessingml/2006/main" xmlns:m="http://schemas.openxmlformats.org/officeDocument/2006/math" xmlns:r="http://schemas.openxmlformats.org/officeDocument/2006/relationships" xmlns:o="urn:schemas-microsoft-com:office:office" xmlns:v="urn:schemas-microsoft-com:vml" xmlns:w10="urn:schemas-microsoft-com:office:word" xmlns:a="http://schemas.openxmlformats.org/drawingml/2006/main" xmlns:pic="http://schemas.openxmlformats.org/drawingml/2006/picture" xmlns:wp="http://schemas.openxmlformats.org/drawingml/2006/wordprocessingDrawing">
   <w:body>
-    <w:bookmarkStart w:id="13" w:name="诗人设定"/>
+    <w:bookmarkStart w:id="15" w:name="诗人设定"/>
     <w:p>
       <w:pPr>
         <w:pStyle w:val="Heading1"/>
@@ -22,7 +22,7 @@
         <w:rPr>
           <w:rFonts w:hint="eastAsia"/>
         </w:rPr>
-        <w:t xml:space="preserve">从项目圣经</w:t>
+        <w:t xml:space="preserve">派生自</w:t>
       </w:r>
       <w:r>
         <w:t xml:space="preserve"> </w:t>
@@ -31,7 +31,16 @@
         <w:rPr>
           <w:rFonts w:hint="eastAsia"/>
         </w:rPr>
-        <w:t xml:space="preserve">章三（诗人部分）提取</w:t>
+        <w:t xml:space="preserve">项目主旨</w:t>
+      </w:r>
+      <w:r>
+        <w:t xml:space="preserve"> </w:t>
+      </w:r>
+      <w:r>
+        <w:rPr>
+          <w:rFonts w:hint="eastAsia"/>
+        </w:rPr>
+        <w:t xml:space="preserve">第四章</w:t>
       </w:r>
     </w:p>
     <w:p>
@@ -65,7 +74,7 @@
         <w:rPr>
           <w:rFonts w:hint="eastAsia"/>
         </w:rPr>
-        <w:t xml:space="preserve">拟人形生命</w:t>
+        <w:t xml:space="preserve">海难幸存者，失去全部记忆</w:t>
       </w:r>
     </w:p>
     <w:p>
@@ -80,7 +89,7 @@
         <w:rPr>
           <w:rFonts w:hint="eastAsia"/>
         </w:rPr>
-        <w:t xml:space="preserve">有强烈审美偏好</w:t>
+        <w:t xml:space="preserve">被冲上荒岛，身边只有搁浅的宠物</w:t>
       </w:r>
     </w:p>
     <w:p>
@@ -95,7 +104,60 @@
         <w:rPr>
           <w:rFonts w:hint="eastAsia"/>
         </w:rPr>
-        <w:t xml:space="preserve">不追求”正确”，而追求”风格”</w:t>
+        <w:t xml:space="preserve">拥有审美直觉但不自知</w:t>
+      </w:r>
+    </w:p>
+    <w:p>
+      <w:pPr>
+        <w:pStyle w:val="FirstParagraph"/>
+      </w:pPr>
+      <w:r>
+        <w:rPr>
+          <w:rFonts w:hint="eastAsia"/>
+        </w:rPr>
+        <w:t xml:space="preserve">本质上：</w:t>
+      </w:r>
+    </w:p>
+    <w:p>
+      <w:pPr>
+        <w:pStyle w:val="BlockText"/>
+      </w:pPr>
+      <w:r>
+        <w:rPr>
+          <w:rFonts w:hint="eastAsia"/>
+        </w:rPr>
+        <w:t xml:space="preserve">诗人是玩家在游戏世界中的化身，从失忆到重建自我的过程就是审美成长的过程。</w:t>
+      </w:r>
+    </w:p>
+    <w:p>
+      <w:r>
+        <w:pict>
+          <v:rect style="width:0;height:1.5pt" o:hralign="center" o:hrstd="t" o:hr="t"/>
+        </w:pict>
+      </w:r>
+    </w:p>
+    <w:bookmarkEnd w:id="9"/>
+    <w:bookmarkStart w:id="10" w:name="记忆系统"/>
+    <w:p>
+      <w:pPr>
+        <w:pStyle w:val="Heading2"/>
+      </w:pPr>
+      <w:r>
+        <w:rPr>
+          <w:rFonts w:hint="eastAsia"/>
+        </w:rPr>
+        <w:t xml:space="preserve">记忆系统</w:t>
+      </w:r>
+    </w:p>
+    <w:p>
+      <w:pPr>
+        <w:pStyle w:val="FirstParagraph"/>
+      </w:pPr>
+      <w:r>
+        <w:rPr>
+          <w:rFonts w:hint="eastAsia"/>
+        </w:rPr>
+        <w:t xml:space="preserve">诗人的记忆以碎片形式散落在荒岛各处。</w:t>
       </w:r>
     </w:p>
     <w:p>
@@ -103,25 +165,44 @@
         <w:pStyle w:val="Compact"/>
         <w:numPr>
           <w:ilvl w:val="0"/>
-          <w:numId w:val="1001"/>
+          <w:numId w:val="1002"/>
         </w:numPr>
       </w:pPr>
       <w:r>
         <w:rPr>
           <w:rFonts w:hint="eastAsia"/>
         </w:rPr>
-        <w:t xml:space="preserve">存在裂缝与使命感</w:t>
-      </w:r>
-    </w:p>
-    <w:p>
-      <w:pPr>
-        <w:pStyle w:val="FirstParagraph"/>
-      </w:pPr>
-      <w:r>
-        <w:rPr>
-          <w:rFonts w:hint="eastAsia"/>
-        </w:rPr>
-        <w:t xml:space="preserve">本质上：</w:t>
+        <w:t xml:space="preserve">通过与萨满的五个孩子互动获取记忆碎片</w:t>
+      </w:r>
+    </w:p>
+    <w:p>
+      <w:pPr>
+        <w:pStyle w:val="Compact"/>
+        <w:numPr>
+          <w:ilvl w:val="0"/>
+          <w:numId w:val="1002"/>
+        </w:numPr>
+      </w:pPr>
+      <w:r>
+        <w:rPr>
+          <w:rFonts w:hint="eastAsia"/>
+        </w:rPr>
+        <w:t xml:space="preserve">每个碎片关联一种艺术领域</w:t>
+      </w:r>
+    </w:p>
+    <w:p>
+      <w:pPr>
+        <w:pStyle w:val="Compact"/>
+        <w:numPr>
+          <w:ilvl w:val="0"/>
+          <w:numId w:val="1002"/>
+        </w:numPr>
+      </w:pPr>
+      <w:r>
+        <w:rPr>
+          <w:rFonts w:hint="eastAsia"/>
+        </w:rPr>
+        <w:t xml:space="preserve">拼合记忆的过程即理解艺术的过程</w:t>
       </w:r>
     </w:p>
     <w:p>
@@ -132,7 +213,7 @@
         <w:rPr>
           <w:rFonts w:hint="eastAsia"/>
         </w:rPr>
-        <w:t xml:space="preserve">诗人是用户的精神投射。</w:t>
+        <w:t xml:space="preserve">待扩展：记忆碎片的具体内容、与艺术类型的对应关系</w:t>
       </w:r>
     </w:p>
     <w:p>
@@ -142,8 +223,8 @@
         </w:pict>
       </w:r>
     </w:p>
-    <w:bookmarkEnd w:id="9"/>
-    <w:bookmarkStart w:id="10" w:name="审美偏好"/>
+    <w:bookmarkEnd w:id="10"/>
+    <w:bookmarkStart w:id="13" w:name="视角转变"/>
     <w:p>
       <w:pPr>
         <w:pStyle w:val="Heading2"/>
@@ -152,7 +233,107 @@
         <w:rPr>
           <w:rFonts w:hint="eastAsia"/>
         </w:rPr>
-        <w:t xml:space="preserve">审美偏好</w:t>
+        <w:t xml:space="preserve">视角转变</w:t>
+      </w:r>
+    </w:p>
+    <w:bookmarkStart w:id="11" w:name="第一阶段荒岛"/>
+    <w:p>
+      <w:pPr>
+        <w:pStyle w:val="Heading3"/>
+      </w:pPr>
+      <w:r>
+        <w:rPr>
+          <w:rFonts w:hint="eastAsia"/>
+        </w:rPr>
+        <w:t xml:space="preserve">第一阶段（荒岛）</w:t>
+      </w:r>
+    </w:p>
+    <w:p>
+      <w:pPr>
+        <w:pStyle w:val="Compact"/>
+        <w:numPr>
+          <w:ilvl w:val="0"/>
+          <w:numId w:val="1003"/>
+        </w:numPr>
+      </w:pPr>
+      <w:r>
+        <w:rPr>
+          <w:rFonts w:hint="eastAsia"/>
+        </w:rPr>
+        <w:t xml:space="preserve">相对抽离的操控视角</w:t>
+      </w:r>
+    </w:p>
+    <w:p>
+      <w:pPr>
+        <w:pStyle w:val="Compact"/>
+        <w:numPr>
+          <w:ilvl w:val="0"/>
+          <w:numId w:val="1003"/>
+        </w:numPr>
+      </w:pPr>
+      <w:r>
+        <w:rPr>
+          <w:rFonts w:hint="eastAsia"/>
+        </w:rPr>
+        <w:t xml:space="preserve">玩家”操控”诗人，尚未完全代入</w:t>
+      </w:r>
+    </w:p>
+    <w:bookmarkEnd w:id="11"/>
+    <w:bookmarkStart w:id="12" w:name="第二阶段出海后"/>
+    <w:p>
+      <w:pPr>
+        <w:pStyle w:val="Heading3"/>
+      </w:pPr>
+      <w:r>
+        <w:rPr>
+          <w:rFonts w:hint="eastAsia"/>
+        </w:rPr>
+        <w:t xml:space="preserve">第二阶段（出海后）</w:t>
+      </w:r>
+    </w:p>
+    <w:p>
+      <w:pPr>
+        <w:pStyle w:val="Compact"/>
+        <w:numPr>
+          <w:ilvl w:val="0"/>
+          <w:numId w:val="1004"/>
+        </w:numPr>
+      </w:pPr>
+      <w:r>
+        <w:rPr>
+          <w:rFonts w:hint="eastAsia"/>
+        </w:rPr>
+        <w:t xml:space="preserve">完全代入的第一人称视角</w:t>
+      </w:r>
+    </w:p>
+    <w:p>
+      <w:pPr>
+        <w:pStyle w:val="Compact"/>
+        <w:numPr>
+          <w:ilvl w:val="0"/>
+          <w:numId w:val="1004"/>
+        </w:numPr>
+      </w:pPr>
+      <w:r>
+        <w:rPr>
+          <w:rFonts w:hint="eastAsia"/>
+        </w:rPr>
+        <w:t xml:space="preserve">玩家”成为”诗人</w:t>
+      </w:r>
+    </w:p>
+    <w:p>
+      <w:pPr>
+        <w:pStyle w:val="Compact"/>
+        <w:numPr>
+          <w:ilvl w:val="0"/>
+          <w:numId w:val="1004"/>
+        </w:numPr>
+      </w:pPr>
+      <w:r>
+        <w:rPr>
+          <w:rFonts w:hint="eastAsia"/>
+        </w:rPr>
+        <w:t xml:space="preserve">审美判断从系统引导转为个人选择</w:t>
       </w:r>
     </w:p>
     <w:p>
@@ -163,7 +344,7 @@
         <w:rPr>
           <w:rFonts w:hint="eastAsia"/>
         </w:rPr>
-        <w:t xml:space="preserve">待扩展：诗人具体喜欢什么、讨厌什么、语言风格、对话节奏</w:t>
+        <w:t xml:space="preserve">这一转变是不可逆的，对应审美能力从被动接受到主动判断的跃迁。</w:t>
       </w:r>
     </w:p>
     <w:p>
@@ -173,72 +354,78 @@
         </w:pict>
       </w:r>
     </w:p>
-    <w:bookmarkEnd w:id="10"/>
-    <w:bookmarkStart w:id="11" w:name="阶段行为变化"/>
-    <w:p>
-      <w:pPr>
-        <w:pStyle w:val="Heading2"/>
-      </w:pPr>
-      <w:r>
-        <w:rPr>
-          <w:rFonts w:hint="eastAsia"/>
-        </w:rPr>
-        <w:t xml:space="preserve">阶段行为变化</w:t>
-      </w:r>
-    </w:p>
-    <w:p>
-      <w:pPr>
-        <w:pStyle w:val="BlockText"/>
-      </w:pPr>
-      <w:r>
-        <w:rPr>
-          <w:rFonts w:hint="eastAsia"/>
-        </w:rPr>
-        <w:t xml:space="preserve">待扩展：不同熟悉度阶段（intro</w:t>
-      </w:r>
-      <w:r>
-        <w:t xml:space="preserve"> / acquaintance / familiar / close / </w:t>
-      </w:r>
-      <w:r>
-        <w:rPr>
-          <w:rFonts w:hint="eastAsia"/>
-        </w:rPr>
-        <w:t xml:space="preserve">bonded）���行为差异</w:t>
-      </w:r>
-    </w:p>
-    <w:p>
-      <w:r>
-        <w:pict>
-          <v:rect style="width:0;height:1.5pt" o:hralign="center" o:hrstd="t" o:hr="t"/>
-        </w:pict>
-      </w:r>
-    </w:p>
-    <w:bookmarkEnd w:id="11"/>
-    <w:bookmarkStart w:id="12" w:name="裂缝与脆弱面"/>
-    <w:p>
-      <w:pPr>
-        <w:pStyle w:val="Heading2"/>
-      </w:pPr>
-      <w:r>
-        <w:rPr>
-          <w:rFonts w:hint="eastAsia"/>
-        </w:rPr>
-        <w:t xml:space="preserve">裂缝与脆弱面</w:t>
-      </w:r>
-    </w:p>
-    <w:p>
-      <w:pPr>
-        <w:pStyle w:val="BlockText"/>
-      </w:pPr>
-      <w:r>
-        <w:rPr>
-          <w:rFonts w:hint="eastAsia"/>
-        </w:rPr>
-        <w:t xml:space="preserve">待扩展：诗人的弱点、不完美的地方、让用户感受到”有缺陷”的具体表现</w:t>
-      </w:r>
-    </w:p>
     <w:bookmarkEnd w:id="12"/>
     <w:bookmarkEnd w:id="13"/>
+    <w:bookmarkStart w:id="14" w:name="审美特质"/>
+    <w:p>
+      <w:pPr>
+        <w:pStyle w:val="Heading2"/>
+      </w:pPr>
+      <w:r>
+        <w:rPr>
+          <w:rFonts w:hint="eastAsia"/>
+        </w:rPr>
+        <w:t xml:space="preserve">审美特质</w:t>
+      </w:r>
+    </w:p>
+    <w:p>
+      <w:pPr>
+        <w:pStyle w:val="Compact"/>
+        <w:numPr>
+          <w:ilvl w:val="0"/>
+          <w:numId w:val="1005"/>
+        </w:numPr>
+      </w:pPr>
+      <w:r>
+        <w:rPr>
+          <w:rFonts w:hint="eastAsia"/>
+        </w:rPr>
+        <w:t xml:space="preserve">追求”风格”而非”正确”</w:t>
+      </w:r>
+    </w:p>
+    <w:p>
+      <w:pPr>
+        <w:pStyle w:val="Compact"/>
+        <w:numPr>
+          <w:ilvl w:val="0"/>
+          <w:numId w:val="1005"/>
+        </w:numPr>
+      </w:pPr>
+      <w:r>
+        <w:rPr>
+          <w:rFonts w:hint="eastAsia"/>
+        </w:rPr>
+        <w:t xml:space="preserve">对艺术有直觉性的敏感</w:t>
+      </w:r>
+    </w:p>
+    <w:p>
+      <w:pPr>
+        <w:pStyle w:val="Compact"/>
+        <w:numPr>
+          <w:ilvl w:val="0"/>
+          <w:numId w:val="1005"/>
+        </w:numPr>
+      </w:pPr>
+      <w:r>
+        <w:rPr>
+          <w:rFonts w:hint="eastAsia"/>
+        </w:rPr>
+        <w:t xml:space="preserve">存在盲区与偏好（不是全知的）</w:t>
+      </w:r>
+    </w:p>
+    <w:p>
+      <w:pPr>
+        <w:pStyle w:val="BlockText"/>
+      </w:pPr>
+      <w:r>
+        <w:rPr>
+          <w:rFonts w:hint="eastAsia"/>
+        </w:rPr>
+        <w:t xml:space="preserve">待扩展：诗人的具体审美偏好、语言风格、与玩家的对话特征</w:t>
+      </w:r>
+    </w:p>
+    <w:bookmarkEnd w:id="14"/>
+    <w:bookmarkEnd w:id="15"/>
     <w:sectPr>
       <w:footnotePr>
         <w:numRestart w:val="eachSect"/>
@@ -456,6 +643,18 @@
     <w:abstractNumId w:val="990"/>
   </w:num>
   <w:num w:numId="1001">
+    <w:abstractNumId w:val="991"/>
+  </w:num>
+  <w:num w:numId="1002">
+    <w:abstractNumId w:val="991"/>
+  </w:num>
+  <w:num w:numId="1003">
+    <w:abstractNumId w:val="991"/>
+  </w:num>
+  <w:num w:numId="1004">
+    <w:abstractNumId w:val="991"/>
+  </w:num>
+  <w:num w:numId="1005">
     <w:abstractNumId w:val="991"/>
   </w:num>
 </w:numbering>
